--- a/docs/Gather_SRS.docx
+++ b/docs/Gather_SRS.docx
@@ -1964,7 +1964,7 @@
     </w:p>
     <w:p>
       <w:r>
-        <w:t>Local implementation, 20 integration tests and browser verification are complete. Public repository exists at https://github.com/adityn09/gather-events. Production provisioning, hosted acceptance and the final live URL require the project owner’s hosting and database accounts.</w:t>
+        <w:t>Implementation, 20 MongoDB-backed integration tests, 24 hosted HTTPS API checks and the hosted student/organizer browser journey are complete. Public source: https://github.com/adityn09/gather-events. Hosted app: https://gather-events-adityn09.onrender.com. Render and Atlas use Adithyan’s accounts. Free hosting can sleep after inactivity.</w:t>
       </w:r>
     </w:p>
     <w:p>
